--- a/outputs/may-2026-real-events/details/04-lotus-lantern-festival-2026/bundle/documents/safety-plan.docx
+++ b/outputs/may-2026-real-events/details/04-lotus-lantern-festival-2026/bundle/documents/safety-plan.docx
@@ -5605,67 +5605,67 @@
         </w:numPr>
       </w:pPr>
       <w:r>
-        <w:t xml:space="preserve">서울특별시 종로구 서울특별시 종로구 옥외행사 안전관리에 관한 조례: 천장이 없거나 사방이 폐쇄되지 않은 장소에서 불특정 다수가 참여하는 공연·축제·체육·전시성 행사 / 제출기한 다수 조례에서 행사 5~21일 전 안전관리계획 수립·신고 또는 제출 요구</w:t>
-      </w:r>
-    </w:p>
-    <w:p>
-      <w:pPr>
-        <w:pStyle w:val="ListParagraph"/>
-        <w:numPr>
-          <w:ilvl w:val="0"/>
-          <w:numId w:val="1"/>
-        </w:numPr>
-      </w:pPr>
-      <w:r>
-        <w:t xml:space="preserve">서울특별시 종로구 서울특별시 종로구 도로점용공사장 교통소통대책에 관한 조례: 도로·보도·광장 등에 임시시설, 안내물, 부스, 무대, 대기열, 셔틀 승하차장, 행진·퍼레이드, 차량통제 구역을 설치하거나 도로를 점용하는 경우 / 제출기한 도로점용허가 신청 및 교통소통대책 제출 기한은 관할 도로관리청 기준 확인</w:t>
-      </w:r>
-    </w:p>
-    <w:p>
-      <w:pPr>
-        <w:pStyle w:val="ListParagraph"/>
-        <w:numPr>
-          <w:ilvl w:val="0"/>
-          <w:numId w:val="1"/>
-        </w:numPr>
-      </w:pPr>
-      <w:r>
-        <w:t xml:space="preserve">서울특별시 종로구 서울특별시 종로구 도로점용공사장 교통소통대책에 관한 조례 시행규칙: 도로·보도·광장 등에 임시시설, 안내물, 부스, 무대, 대기열, 셔틀 승하차장, 행진·퍼레이드, 차량통제 구역을 설치하거나 도로를 점용하는 경우 / 제출기한 도로점용허가 신청 및 교통소통대책 제출 기한은 관할 도로관리청 기준 확인</w:t>
-      </w:r>
-    </w:p>
-    <w:p>
-      <w:pPr>
-        <w:pStyle w:val="ListParagraph"/>
-        <w:numPr>
-          <w:ilvl w:val="0"/>
-          <w:numId w:val="1"/>
-        </w:numPr>
-      </w:pPr>
-      <w:r>
-        <w:t xml:space="preserve">서울특별시 종로구 서울특별시 종로구 도로점용허가 및 점용료 등 징수 조례: 도로·보도·광장 등에 임시시설, 안내물, 부스, 무대, 대기열, 셔틀 승하차장, 행진·퍼레이드, 차량통제 구역을 설치하거나 도로를 점용하는 경우 / 제출기한 도로점용허가 신청 및 교통소통대책 제출 기한은 관할 도로관리청 기준 확인</w:t>
-      </w:r>
-    </w:p>
-    <w:p>
-      <w:pPr>
-        <w:pStyle w:val="ListParagraph"/>
-        <w:numPr>
-          <w:ilvl w:val="0"/>
-          <w:numId w:val="1"/>
-        </w:numPr>
-      </w:pPr>
-      <w:r>
-        <w:t xml:space="preserve">서울특별시 종로구 서울특별시 종로구 도로점용허가 및 점용료 등 징수 조례 시행규칙: 도로·보도·광장 등에 임시시설, 안내물, 부스, 무대, 대기열, 셔틀 승하차장, 행진·퍼레이드, 차량통제 구역을 설치하거나 도로를 점용하는 경우 / 제출기한 도로점용허가 신청 및 교통소통대책 제출 기한은 관할 도로관리청 기준 확인</w:t>
-      </w:r>
-    </w:p>
-    <w:p>
-      <w:pPr>
-        <w:pStyle w:val="ListParagraph"/>
-        <w:numPr>
-          <w:ilvl w:val="0"/>
-          <w:numId w:val="1"/>
-        </w:numPr>
-      </w:pPr>
-      <w:r>
-        <w:t xml:space="preserve">서울특별시 종로구 서울특별시 종로구 옥외광고물 등의 관리와 옥외광고산업 진흥에 관한 조례: 행사 홍보·안내를 위해 현수막, 배너, 안내판, 지주형 표시물, 전광류·전기 사용 광고물을 옥외에 표시·설치하는 경우 / 제출기한 표시·설치 전 허가/신고 및 게시대 신청 기한을 관할 지자체 기준으로 확인</w:t>
+        <w:t xml:space="preserve">서울특별시 종로구 옥외행사 안전관리에 관한 조례: 천장이 없거나 사방이 폐쇄되지 않은 장소에서 불특정 다수가 참여하는 공연·축제·체육·전시성 행사 / 제출기한 다수 조례에서 행사 5~21일 전 안전관리계획 수립·신고 또는 제출 요구</w:t>
+      </w:r>
+    </w:p>
+    <w:p>
+      <w:pPr>
+        <w:pStyle w:val="ListParagraph"/>
+        <w:numPr>
+          <w:ilvl w:val="0"/>
+          <w:numId w:val="1"/>
+        </w:numPr>
+      </w:pPr>
+      <w:r>
+        <w:t xml:space="preserve">서울특별시 종로구 도로점용공사장 교통소통대책에 관한 조례: 도로·보도·광장 등에 임시시설, 안내물, 부스, 무대, 대기열, 셔틀 승하차장, 행진·퍼레이드, 차량통제 구역을 설치하거나 도로를 점용하는 경우 / 제출기한 도로점용허가 신청 및 교통소통대책 제출 기한은 관할 도로관리청 기준 확인</w:t>
+      </w:r>
+    </w:p>
+    <w:p>
+      <w:pPr>
+        <w:pStyle w:val="ListParagraph"/>
+        <w:numPr>
+          <w:ilvl w:val="0"/>
+          <w:numId w:val="1"/>
+        </w:numPr>
+      </w:pPr>
+      <w:r>
+        <w:t xml:space="preserve">서울특별시 종로구 도로점용공사장 교통소통대책에 관한 조례 시행규칙: 도로·보도·광장 등에 임시시설, 안내물, 부스, 무대, 대기열, 셔틀 승하차장, 행진·퍼레이드, 차량통제 구역을 설치하거나 도로를 점용하는 경우 / 제출기한 도로점용허가 신청 및 교통소통대책 제출 기한은 관할 도로관리청 기준 확인</w:t>
+      </w:r>
+    </w:p>
+    <w:p>
+      <w:pPr>
+        <w:pStyle w:val="ListParagraph"/>
+        <w:numPr>
+          <w:ilvl w:val="0"/>
+          <w:numId w:val="1"/>
+        </w:numPr>
+      </w:pPr>
+      <w:r>
+        <w:t xml:space="preserve">서울특별시 종로구 도로점용허가 및 점용료 등 징수 조례: 도로·보도·광장 등에 임시시설, 안내물, 부스, 무대, 대기열, 셔틀 승하차장, 행진·퍼레이드, 차량통제 구역을 설치하거나 도로를 점용하는 경우 / 제출기한 도로점용허가 신청 및 교통소통대책 제출 기한은 관할 도로관리청 기준 확인</w:t>
+      </w:r>
+    </w:p>
+    <w:p>
+      <w:pPr>
+        <w:pStyle w:val="ListParagraph"/>
+        <w:numPr>
+          <w:ilvl w:val="0"/>
+          <w:numId w:val="1"/>
+        </w:numPr>
+      </w:pPr>
+      <w:r>
+        <w:t xml:space="preserve">서울특별시 종로구 도로점용허가 및 점용료 등 징수 조례 시행규칙: 도로·보도·광장 등에 임시시설, 안내물, 부스, 무대, 대기열, 셔틀 승하차장, 행진·퍼레이드, 차량통제 구역을 설치하거나 도로를 점용하는 경우 / 제출기한 도로점용허가 신청 및 교통소통대책 제출 기한은 관할 도로관리청 기준 확인</w:t>
+      </w:r>
+    </w:p>
+    <w:p>
+      <w:pPr>
+        <w:pStyle w:val="ListParagraph"/>
+        <w:numPr>
+          <w:ilvl w:val="0"/>
+          <w:numId w:val="1"/>
+        </w:numPr>
+      </w:pPr>
+      <w:r>
+        <w:t xml:space="preserve">서울특별시 종로구 옥외광고물 등의 관리와 옥외광고산업 진흥에 관한 조례: 행사 홍보·안내를 위해 현수막, 배너, 안내판, 지주형 표시물, 전광류·전기 사용 광고물을 옥외에 표시·설치하는 경우 / 제출기한 표시·설치 전 허가/신고 및 게시대 신청 기한을 관할 지자체 기준으로 확인</w:t>
       </w:r>
     </w:p>
     <w:p>
@@ -8738,11 +8738,6 @@
     </w:p>
     <w:p>
       <w:r>
-        <w:t xml:space="preserve">| 개장 전 | 개장 T-60 | 2026-05-16 | 등록·CCTV·촬영 | 개인정보 고지, CCTV 안내판, 촬영 고지, 현장 단말 잠금, 접근권한, 접속기록 담당 확인 | 개인정보보호책임자 | 고지문/안내판 사진/권한 점검표 | 운영총괄/보안책임자 |</w:t>
-      </w:r>
-    </w:p>
-    <w:p>
-      <w:r>
         <w:t xml:space="preserve">| 개장 전 | 개장 T-60 | 2026-05-16 | 객석·스탠딩 구역 | 스탠딩 펜스, 무대 전면 압박 완충, 피난통로, 보안·의료 전진배치, 피난안내 방송문 확인 | 공연안전 담당 | 객석 도면/펜스 사진/무전 체크 | 보안팀/의료팀/안전총괄 |</w:t>
       </w:r>
     </w:p>
@@ -8883,17 +8878,12 @@
     </w:p>
     <w:p>
       <w:r>
-        <w:t xml:space="preserve">| 8 | 개인정보 보호책임자/등록 대행사/보안 담당 | 개인정보 처리방침, 위탁계약, CCTV 안내, 접근권한·접속기록 점검 | 등록, QR/출입증, CCTV, 촬영, 앱 신고, VIP/초청자 명단 처리 | 수집 전 고지, 행사 전 위탁·보안점검, 종료 후 파기 | 개인정보보호법 제15·22·25·26·29·30조와 시행령 안전성 확보 조치 | open |</w:t>
-      </w:r>
-    </w:p>
-    <w:p>
-      <w:r>
-        <w:t xml:space="preserve">| 9 | 의료담당/AED 관리책임자/119·이송병원 | 응급의료·AED·구급 이송 계획, AED 점검·교육·관리서류 | 대규모 인파, 고령자/영유아/장애인, 스탠딩 공연, 야외·폭염·야간 행사 | 개장 전, 운영 중, 사용/이송 발생 시 | 응급의료법 AED 설치·관리, 시행규칙 구급차 장비·운행기록 기준 | open |</w:t>
-      </w:r>
-    </w:p>
-    <w:p>
-      <w:r>
-        <w:t xml:space="preserve">| 10 | 시공/하역/전기 협력사/안전총괄 | 설치·철거 작업자 안전계획서, 작업계획서, 교육명단, PPE·작업중지 기준 | 부스·무대·트러스·전기·고소·중량물·화기·철거 작업이 있는 경우 | 작업 전, 작업 중 변경 시, 철거 전 | 산안법, 산안기준규칙 제38·42·321조, KOSHA Guide worker-safety layer | open |</w:t>
+        <w:t xml:space="preserve">| 8 | 의료담당/AED 관리책임자/119·이송병원 | 응급의료·AED·구급 이송 계획, AED 점검·교육·관리서류 | 대규모 인파, 고령자/영유아/장애인, 스탠딩 공연, 야외·폭염·야간 행사 | 개장 전, 운영 중, 사용/이송 발생 시 | 응급의료법 AED 설치·관리, 시행규칙 구급차 장비·운행기록 기준 | open |</w:t>
+      </w:r>
+    </w:p>
+    <w:p>
+      <w:r>
+        <w:t xml:space="preserve">| 9 | 시공/하역/전기 협력사/안전총괄 | 설치·철거 작업자 안전계획서, 작업계획서, 교육명단, PPE·작업중지 기준 | 부스·무대·트러스·전기·고소·중량물·화기·철거 작업이 있는 경우 | 작업 전, 작업 중 변경 시, 철거 전 | 산안법, 산안기준규칙 제38·42·321조, KOSHA Guide worker-safety layer | open |</w:t>
       </w:r>
     </w:p>
     <w:p/>

--- a/outputs/may-2026-real-events/details/04-lotus-lantern-festival-2026/bundle/documents/safety-plan.docx
+++ b/outputs/may-2026-real-events/details/04-lotus-lantern-festival-2026/bundle/documents/safety-plan.docx
@@ -8863,27 +8863,22 @@
     </w:p>
     <w:p>
       <w:r>
-        <w:t xml:space="preserve">| 5 | 옥외광고 담당부서/베뉴 | 현수막·배너·안내판·전기 광고물 허가/신고 | 옥외 임시 안내물, 지주형 표시물, 전광류 또는 전기 사용 광고물을 설치하는 경우 | 표시·설치 전 | 옥외광고물법 시행령 제5·7·12·14조와 관할 조례 확인 | open |</w:t>
-      </w:r>
-    </w:p>
-    <w:p>
-      <w:r>
-        <w:t xml:space="preserve">| 6 | 관할 건축부서/베뉴 시설팀 | 가설건축물 축조신고서, 피난안전 확인서, 임시사용승인 확인 | 대형 텐트, 임시 전시장, 복층/다층 임시구조물, 공사 중 구역 임시 사용 | 설치 전 신고·승인, 개장 전 피난안전 확인 | 건축법 시행규칙 별지 제8·8의2·17호서식 | open |</w:t>
-      </w:r>
-    </w:p>
-    <w:p>
-      <w:r>
-        <w:t xml:space="preserve">| 7 | 소방서/베뉴 방재실/안전총괄 | 소방·피난 점검표, 화기·위험물 반입 승인, 임시소방시설 확인 | 화기, 위험물, 임시전기, 부스·무대 설치, 피난통로 차단 위험이 있는 경우 | 설치 전, 개장 전, 피크 전, 철거 전 | 화재예방법·소방시설법 하위 별표와 베뉴 방재실 승인조건 | open |</w:t>
-      </w:r>
-    </w:p>
-    <w:p>
-      <w:r>
-        <w:t xml:space="preserve">| 8 | 의료담당/AED 관리책임자/119·이송병원 | 응급의료·AED·구급 이송 계획, AED 점검·교육·관리서류 | 대규모 인파, 고령자/영유아/장애인, 스탠딩 공연, 야외·폭염·야간 행사 | 개장 전, 운영 중, 사용/이송 발생 시 | 응급의료법 AED 설치·관리, 시행규칙 구급차 장비·운행기록 기준 | open |</w:t>
-      </w:r>
-    </w:p>
-    <w:p>
-      <w:r>
-        <w:t xml:space="preserve">| 9 | 시공/하역/전기 협력사/안전총괄 | 설치·철거 작업자 안전계획서, 작업계획서, 교육명단, PPE·작업중지 기준 | 부스·무대·트러스·전기·고소·중량물·화기·철거 작업이 있는 경우 | 작업 전, 작업 중 변경 시, 철거 전 | 산안법, 산안기준규칙 제38·42·321조, KOSHA Guide worker-safety layer | open |</w:t>
+        <w:t xml:space="preserve">| 5 | 관할 건축부서/베뉴 시설팀 | 가설건축물 축조신고서, 피난안전 확인서, 임시사용승인 확인 | 대형 텐트, 임시 전시장, 복층/다층 임시구조물, 공사 중 구역 임시 사용 | 설치 전 신고·승인, 개장 전 피난안전 확인 | 건축법 시행규칙 별지 제8·8의2·17호서식 | open |</w:t>
+      </w:r>
+    </w:p>
+    <w:p>
+      <w:r>
+        <w:t xml:space="preserve">| 6 | 소방서/베뉴 방재실/안전총괄 | 소방·피난 점검표, 화기·위험물 반입 승인, 임시소방시설 확인 | 화기, 위험물, 임시전기, 부스·무대 설치, 피난통로 차단 위험이 있는 경우 | 설치 전, 개장 전, 피크 전, 철거 전 | 화재예방법·소방시설법 하위 별표와 베뉴 방재실 승인조건 | open |</w:t>
+      </w:r>
+    </w:p>
+    <w:p>
+      <w:r>
+        <w:t xml:space="preserve">| 7 | 의료담당/AED 관리책임자/119·이송병원 | 응급의료·AED·구급 이송 계획, AED 점검·교육·관리서류 | 대규모 인파, 고령자/영유아/장애인, 스탠딩 공연, 야외·폭염·야간 행사 | 개장 전, 운영 중, 사용/이송 발생 시 | 응급의료법 AED 설치·관리, 시행규칙 구급차 장비·운행기록 기준 | open |</w:t>
+      </w:r>
+    </w:p>
+    <w:p>
+      <w:r>
+        <w:t xml:space="preserve">| 8 | 시공/하역/전기 협력사/안전총괄 | 설치·철거 작업자 안전계획서, 작업계획서, 교육명단, PPE·작업중지 기준 | 부스·무대·트러스·전기·고소·중량물·화기·철거 작업이 있는 경우 | 작업 전, 작업 중 변경 시, 철거 전 | 산안법, 산안기준규칙 제38·42·321조, KOSHA Guide worker-safety layer | open |</w:t>
       </w:r>
     </w:p>
     <w:p/>
